--- a/docs/CasaSegura_ModeloDatos.docx
+++ b/docs/CasaSegura_ModeloDatos.docx
@@ -4291,7 +4291,7 @@
           <w:sz w:val="30"/>
           <w:szCs w:val="30"/>
         </w:rPr>
-        <w:t xml:space="preserve">CATEGORIA</w:t>
+        <w:t xml:space="preserve">TIPO</w:t>
       </w:r>
     </w:p>
     <w:p>
@@ -4305,7 +4305,7 @@
           <w:sz w:val="22"/>
           <w:szCs w:val="22"/>
         </w:rPr>
-        <w:t xml:space="preserve">Agrupa productos por tipo o familia, para organización y filtrado del catálogo.</w:t>
+        <w:t xml:space="preserve">Primer nivel de clasificación de productos (ej. aislador, resorte, cable, electrificador, batería). Cada empresa define sus propios tipos.</w:t>
       </w:r>
     </w:p>
     <w:tbl>
@@ -4477,7 +4477,7 @@
                 <w:sz w:val="18"/>
                 <w:szCs w:val="18"/>
               </w:rPr>
-              <w:t xml:space="preserve">Identificador único de la categoría (clave primaria).</w:t>
+              <w:t xml:space="preserve">Identificador único del tipo (clave primaria).</w:t>
             </w:r>
           </w:p>
         </w:tc>
@@ -4554,7 +4554,7 @@
                 <w:sz w:val="18"/>
                 <w:szCs w:val="18"/>
               </w:rPr>
-              <w:t xml:space="preserve">Empresa a la que pertenece la categoría.</w:t>
+              <w:t xml:space="preserve">Empresa a la que pertenece el tipo.</w:t>
             </w:r>
           </w:p>
         </w:tc>
@@ -4631,7 +4631,526 @@
                 <w:sz w:val="18"/>
                 <w:szCs w:val="18"/>
               </w:rPr>
-              <w:t xml:space="preserve">Nombre de la categoría.</w:t>
+              <w:t xml:space="preserve">Nombre del tipo de producto.</w:t>
+            </w:r>
+          </w:p>
+        </w:tc>
+      </w:tr>
+      <w:tr>
+        <w:tc>
+          <w:tcPr>
+            <w:tcW w:type="dxa" w:w="2600"/>
+            <w:shd w:fill="EFEFEF" w:color="auto" w:val="clear"/>
+            <w:tcMar>
+              <w:top w:type="dxa" w:w="60"/>
+              <w:left w:type="dxa" w:w="100"/>
+              <w:bottom w:type="dxa" w:w="60"/>
+              <w:right w:type="dxa" w:w="100"/>
+            </w:tcMar>
+          </w:tcPr>
+          <w:p>
+            <w:r>
+              <w:rPr>
+                <w:rFonts w:ascii="Calibri" w:cs="Calibri" w:eastAsia="Calibri" w:hAnsi="Calibri"/>
+                <w:b/>
+                <w:bCs/>
+                <w:color w:val="1F3A5F"/>
+                <w:sz w:val="18"/>
+                <w:szCs w:val="18"/>
+              </w:rPr>
+              <w:t xml:space="preserve">created_at</w:t>
+            </w:r>
+          </w:p>
+        </w:tc>
+        <w:tc>
+          <w:tcPr>
+            <w:tcW w:type="dxa" w:w="1600"/>
+            <w:shd w:fill="EFEFEF" w:color="auto" w:val="clear"/>
+            <w:tcMar>
+              <w:top w:type="dxa" w:w="60"/>
+              <w:left w:type="dxa" w:w="100"/>
+              <w:bottom w:type="dxa" w:w="60"/>
+              <w:right w:type="dxa" w:w="100"/>
+            </w:tcMar>
+          </w:tcPr>
+          <w:p>
+            <w:r>
+              <w:rPr>
+                <w:rFonts w:ascii="Calibri" w:cs="Calibri" w:eastAsia="Calibri" w:hAnsi="Calibri"/>
+                <w:b w:val="false"/>
+                <w:bCs w:val="false"/>
+                <w:color w:val="5A5A5A"/>
+                <w:sz w:val="18"/>
+                <w:szCs w:val="18"/>
+              </w:rPr>
+              <w:t xml:space="preserve">datetime</w:t>
+            </w:r>
+          </w:p>
+        </w:tc>
+        <w:tc>
+          <w:tcPr>
+            <w:tcW w:type="dxa" w:w="5040"/>
+            <w:shd w:fill="EFEFEF" w:color="auto" w:val="clear"/>
+            <w:tcMar>
+              <w:top w:type="dxa" w:w="60"/>
+              <w:left w:type="dxa" w:w="100"/>
+              <w:bottom w:type="dxa" w:w="60"/>
+              <w:right w:type="dxa" w:w="100"/>
+            </w:tcMar>
+          </w:tcPr>
+          <w:p>
+            <w:r>
+              <w:rPr>
+                <w:rFonts w:ascii="Calibri" w:cs="Calibri" w:eastAsia="Calibri" w:hAnsi="Calibri"/>
+                <w:b w:val="false"/>
+                <w:bCs w:val="false"/>
+                <w:color w:val="000000"/>
+                <w:sz w:val="18"/>
+                <w:szCs w:val="18"/>
+              </w:rPr>
+              <w:t xml:space="preserve">Fecha y hora de creación del registro.</w:t>
+            </w:r>
+          </w:p>
+        </w:tc>
+      </w:tr>
+      <w:tr>
+        <w:tc>
+          <w:tcPr>
+            <w:tcW w:type="dxa" w:w="2600"/>
+            <w:shd w:fill="FFFFFF" w:color="auto" w:val="clear"/>
+            <w:tcMar>
+              <w:top w:type="dxa" w:w="60"/>
+              <w:left w:type="dxa" w:w="100"/>
+              <w:bottom w:type="dxa" w:w="60"/>
+              <w:right w:type="dxa" w:w="100"/>
+            </w:tcMar>
+          </w:tcPr>
+          <w:p>
+            <w:r>
+              <w:rPr>
+                <w:rFonts w:ascii="Calibri" w:cs="Calibri" w:eastAsia="Calibri" w:hAnsi="Calibri"/>
+                <w:b/>
+                <w:bCs/>
+                <w:color w:val="1F3A5F"/>
+                <w:sz w:val="18"/>
+                <w:szCs w:val="18"/>
+              </w:rPr>
+              <w:t xml:space="preserve">updated_at</w:t>
+            </w:r>
+          </w:p>
+        </w:tc>
+        <w:tc>
+          <w:tcPr>
+            <w:tcW w:type="dxa" w:w="1600"/>
+            <w:shd w:fill="FFFFFF" w:color="auto" w:val="clear"/>
+            <w:tcMar>
+              <w:top w:type="dxa" w:w="60"/>
+              <w:left w:type="dxa" w:w="100"/>
+              <w:bottom w:type="dxa" w:w="60"/>
+              <w:right w:type="dxa" w:w="100"/>
+            </w:tcMar>
+          </w:tcPr>
+          <w:p>
+            <w:r>
+              <w:rPr>
+                <w:rFonts w:ascii="Calibri" w:cs="Calibri" w:eastAsia="Calibri" w:hAnsi="Calibri"/>
+                <w:b w:val="false"/>
+                <w:bCs w:val="false"/>
+                <w:color w:val="5A5A5A"/>
+                <w:sz w:val="18"/>
+                <w:szCs w:val="18"/>
+              </w:rPr>
+              <w:t xml:space="preserve">datetime</w:t>
+            </w:r>
+          </w:p>
+        </w:tc>
+        <w:tc>
+          <w:tcPr>
+            <w:tcW w:type="dxa" w:w="5040"/>
+            <w:shd w:fill="FFFFFF" w:color="auto" w:val="clear"/>
+            <w:tcMar>
+              <w:top w:type="dxa" w:w="60"/>
+              <w:left w:type="dxa" w:w="100"/>
+              <w:bottom w:type="dxa" w:w="60"/>
+              <w:right w:type="dxa" w:w="100"/>
+            </w:tcMar>
+          </w:tcPr>
+          <w:p>
+            <w:r>
+              <w:rPr>
+                <w:rFonts w:ascii="Calibri" w:cs="Calibri" w:eastAsia="Calibri" w:hAnsi="Calibri"/>
+                <w:b w:val="false"/>
+                <w:bCs w:val="false"/>
+                <w:color w:val="000000"/>
+                <w:sz w:val="18"/>
+                <w:szCs w:val="18"/>
+              </w:rPr>
+              <w:t xml:space="preserve">Fecha y hora de la última modificación.</w:t>
+            </w:r>
+          </w:p>
+        </w:tc>
+      </w:tr>
+    </w:tbl>
+    <w:p>
+      <w:pPr>
+        <w:spacing w:after="120"/>
+      </w:pPr>
+    </w:p>
+    <w:p>
+      <w:pPr>
+        <w:pStyle w:val="Heading1"/>
+        <w:spacing w:after="100" w:before="240"/>
+      </w:pPr>
+      <w:r>
+        <w:rPr>
+          <w:rFonts w:ascii="Consolas" w:cs="Consolas" w:eastAsia="Consolas" w:hAnsi="Consolas"/>
+          <w:b/>
+          <w:bCs/>
+          <w:color w:val="1F3A5F"/>
+          <w:sz w:val="30"/>
+          <w:szCs w:val="30"/>
+        </w:rPr>
+        <w:t xml:space="preserve">SUBTIPO</w:t>
+      </w:r>
+    </w:p>
+    <w:p>
+      <w:pPr>
+        <w:spacing w:after="160" w:line="300"/>
+      </w:pPr>
+      <w:r>
+        <w:rPr>
+          <w:rFonts w:ascii="Calibri" w:cs="Calibri" w:eastAsia="Calibri" w:hAnsi="Calibri"/>
+          <w:color w:val="222222"/>
+          <w:sz w:val="22"/>
+          <w:szCs w:val="22"/>
+        </w:rPr>
+        <w:t xml:space="preserve">Segundo nivel de clasificación de productos, dependiente de un tipo (ej. roscado, compresión, cruzado, sirena). Refina la categorización dentro de cada tipo.</w:t>
+      </w:r>
+    </w:p>
+    <w:tbl>
+      <w:tblPr>
+        <w:tblW w:type="dxa" w:w="9240"/>
+        <w:tblBorders>
+          <w:top w:val="single" w:color="CCCCCC" w:sz="2"/>
+          <w:left w:val="single" w:color="CCCCCC" w:sz="2"/>
+          <w:bottom w:val="single" w:color="CCCCCC" w:sz="2"/>
+          <w:right w:val="single" w:color="CCCCCC" w:sz="2"/>
+          <w:insideH w:val="single" w:color="DDDDDD" w:sz="1"/>
+          <w:insideV w:val="single" w:color="DDDDDD" w:sz="1"/>
+        </w:tblBorders>
+      </w:tblPr>
+      <w:tblGrid>
+        <w:gridCol w:w="2600"/>
+        <w:gridCol w:w="1600"/>
+        <w:gridCol w:w="5040"/>
+      </w:tblGrid>
+      <w:tr>
+        <w:trPr>
+          <w:tblHeader/>
+        </w:trPr>
+        <w:tc>
+          <w:tcPr>
+            <w:tcW w:type="dxa" w:w="2600"/>
+            <w:shd w:fill="1F3A5F" w:color="auto" w:val="clear"/>
+            <w:tcMar>
+              <w:top w:type="dxa" w:w="60"/>
+              <w:left w:type="dxa" w:w="100"/>
+              <w:bottom w:type="dxa" w:w="60"/>
+              <w:right w:type="dxa" w:w="100"/>
+            </w:tcMar>
+          </w:tcPr>
+          <w:p>
+            <w:r>
+              <w:rPr>
+                <w:rFonts w:ascii="Calibri" w:cs="Calibri" w:eastAsia="Calibri" w:hAnsi="Calibri"/>
+                <w:b/>
+                <w:bCs/>
+                <w:color w:val="FFFFFF"/>
+                <w:sz w:val="19"/>
+                <w:szCs w:val="19"/>
+              </w:rPr>
+              <w:t xml:space="preserve">Campo</w:t>
+            </w:r>
+          </w:p>
+        </w:tc>
+        <w:tc>
+          <w:tcPr>
+            <w:tcW w:type="dxa" w:w="1600"/>
+            <w:shd w:fill="1F3A5F" w:color="auto" w:val="clear"/>
+            <w:tcMar>
+              <w:top w:type="dxa" w:w="60"/>
+              <w:left w:type="dxa" w:w="100"/>
+              <w:bottom w:type="dxa" w:w="60"/>
+              <w:right w:type="dxa" w:w="100"/>
+            </w:tcMar>
+          </w:tcPr>
+          <w:p>
+            <w:r>
+              <w:rPr>
+                <w:rFonts w:ascii="Calibri" w:cs="Calibri" w:eastAsia="Calibri" w:hAnsi="Calibri"/>
+                <w:b/>
+                <w:bCs/>
+                <w:color w:val="FFFFFF"/>
+                <w:sz w:val="19"/>
+                <w:szCs w:val="19"/>
+              </w:rPr>
+              <w:t xml:space="preserve">Tipo</w:t>
+            </w:r>
+          </w:p>
+        </w:tc>
+        <w:tc>
+          <w:tcPr>
+            <w:tcW w:type="dxa" w:w="5040"/>
+            <w:shd w:fill="1F3A5F" w:color="auto" w:val="clear"/>
+            <w:tcMar>
+              <w:top w:type="dxa" w:w="60"/>
+              <w:left w:type="dxa" w:w="100"/>
+              <w:bottom w:type="dxa" w:w="60"/>
+              <w:right w:type="dxa" w:w="100"/>
+            </w:tcMar>
+          </w:tcPr>
+          <w:p>
+            <w:r>
+              <w:rPr>
+                <w:rFonts w:ascii="Calibri" w:cs="Calibri" w:eastAsia="Calibri" w:hAnsi="Calibri"/>
+                <w:b/>
+                <w:bCs/>
+                <w:color w:val="FFFFFF"/>
+                <w:sz w:val="19"/>
+                <w:szCs w:val="19"/>
+              </w:rPr>
+              <w:t xml:space="preserve">Significado</w:t>
+            </w:r>
+          </w:p>
+        </w:tc>
+      </w:tr>
+      <w:tr>
+        <w:tc>
+          <w:tcPr>
+            <w:tcW w:type="dxa" w:w="2600"/>
+            <w:shd w:fill="FFFFFF" w:color="auto" w:val="clear"/>
+            <w:tcMar>
+              <w:top w:type="dxa" w:w="60"/>
+              <w:left w:type="dxa" w:w="100"/>
+              <w:bottom w:type="dxa" w:w="60"/>
+              <w:right w:type="dxa" w:w="100"/>
+            </w:tcMar>
+          </w:tcPr>
+          <w:p>
+            <w:r>
+              <w:rPr>
+                <w:rFonts w:ascii="Calibri" w:cs="Calibri" w:eastAsia="Calibri" w:hAnsi="Calibri"/>
+                <w:b/>
+                <w:bCs/>
+                <w:color w:val="1F3A5F"/>
+                <w:sz w:val="18"/>
+                <w:szCs w:val="18"/>
+              </w:rPr>
+              <w:t xml:space="preserve">id</w:t>
+            </w:r>
+          </w:p>
+        </w:tc>
+        <w:tc>
+          <w:tcPr>
+            <w:tcW w:type="dxa" w:w="1600"/>
+            <w:shd w:fill="FFFFFF" w:color="auto" w:val="clear"/>
+            <w:tcMar>
+              <w:top w:type="dxa" w:w="60"/>
+              <w:left w:type="dxa" w:w="100"/>
+              <w:bottom w:type="dxa" w:w="60"/>
+              <w:right w:type="dxa" w:w="100"/>
+            </w:tcMar>
+          </w:tcPr>
+          <w:p>
+            <w:r>
+              <w:rPr>
+                <w:rFonts w:ascii="Calibri" w:cs="Calibri" w:eastAsia="Calibri" w:hAnsi="Calibri"/>
+                <w:b w:val="false"/>
+                <w:bCs w:val="false"/>
+                <w:color w:val="5A5A5A"/>
+                <w:sz w:val="18"/>
+                <w:szCs w:val="18"/>
+              </w:rPr>
+              <w:t xml:space="preserve">uuid</w:t>
+            </w:r>
+          </w:p>
+        </w:tc>
+        <w:tc>
+          <w:tcPr>
+            <w:tcW w:type="dxa" w:w="5040"/>
+            <w:shd w:fill="FFFFFF" w:color="auto" w:val="clear"/>
+            <w:tcMar>
+              <w:top w:type="dxa" w:w="60"/>
+              <w:left w:type="dxa" w:w="100"/>
+              <w:bottom w:type="dxa" w:w="60"/>
+              <w:right w:type="dxa" w:w="100"/>
+            </w:tcMar>
+          </w:tcPr>
+          <w:p>
+            <w:r>
+              <w:rPr>
+                <w:rFonts w:ascii="Calibri" w:cs="Calibri" w:eastAsia="Calibri" w:hAnsi="Calibri"/>
+                <w:b w:val="false"/>
+                <w:bCs w:val="false"/>
+                <w:color w:val="000000"/>
+                <w:sz w:val="18"/>
+                <w:szCs w:val="18"/>
+              </w:rPr>
+              <w:t xml:space="preserve">Identificador único del subtipo (clave primaria).</w:t>
+            </w:r>
+          </w:p>
+        </w:tc>
+      </w:tr>
+      <w:tr>
+        <w:tc>
+          <w:tcPr>
+            <w:tcW w:type="dxa" w:w="2600"/>
+            <w:shd w:fill="EFEFEF" w:color="auto" w:val="clear"/>
+            <w:tcMar>
+              <w:top w:type="dxa" w:w="60"/>
+              <w:left w:type="dxa" w:w="100"/>
+              <w:bottom w:type="dxa" w:w="60"/>
+              <w:right w:type="dxa" w:w="100"/>
+            </w:tcMar>
+          </w:tcPr>
+          <w:p>
+            <w:r>
+              <w:rPr>
+                <w:rFonts w:ascii="Calibri" w:cs="Calibri" w:eastAsia="Calibri" w:hAnsi="Calibri"/>
+                <w:b/>
+                <w:bCs/>
+                <w:color w:val="1F3A5F"/>
+                <w:sz w:val="18"/>
+                <w:szCs w:val="18"/>
+              </w:rPr>
+              <w:t xml:space="preserve">tipo_id</w:t>
+            </w:r>
+          </w:p>
+        </w:tc>
+        <w:tc>
+          <w:tcPr>
+            <w:tcW w:type="dxa" w:w="1600"/>
+            <w:shd w:fill="EFEFEF" w:color="auto" w:val="clear"/>
+            <w:tcMar>
+              <w:top w:type="dxa" w:w="60"/>
+              <w:left w:type="dxa" w:w="100"/>
+              <w:bottom w:type="dxa" w:w="60"/>
+              <w:right w:type="dxa" w:w="100"/>
+            </w:tcMar>
+          </w:tcPr>
+          <w:p>
+            <w:r>
+              <w:rPr>
+                <w:rFonts w:ascii="Calibri" w:cs="Calibri" w:eastAsia="Calibri" w:hAnsi="Calibri"/>
+                <w:b w:val="false"/>
+                <w:bCs w:val="false"/>
+                <w:color w:val="5A5A5A"/>
+                <w:sz w:val="18"/>
+                <w:szCs w:val="18"/>
+              </w:rPr>
+              <w:t xml:space="preserve">uuid (FK)</w:t>
+            </w:r>
+          </w:p>
+        </w:tc>
+        <w:tc>
+          <w:tcPr>
+            <w:tcW w:type="dxa" w:w="5040"/>
+            <w:shd w:fill="EFEFEF" w:color="auto" w:val="clear"/>
+            <w:tcMar>
+              <w:top w:type="dxa" w:w="60"/>
+              <w:left w:type="dxa" w:w="100"/>
+              <w:bottom w:type="dxa" w:w="60"/>
+              <w:right w:type="dxa" w:w="100"/>
+            </w:tcMar>
+          </w:tcPr>
+          <w:p>
+            <w:r>
+              <w:rPr>
+                <w:rFonts w:ascii="Calibri" w:cs="Calibri" w:eastAsia="Calibri" w:hAnsi="Calibri"/>
+                <w:b w:val="false"/>
+                <w:bCs w:val="false"/>
+                <w:color w:val="000000"/>
+                <w:sz w:val="18"/>
+                <w:szCs w:val="18"/>
+              </w:rPr>
+              <w:t xml:space="preserve">Tipo al que pertenece el subtipo.</w:t>
+            </w:r>
+          </w:p>
+        </w:tc>
+      </w:tr>
+      <w:tr>
+        <w:tc>
+          <w:tcPr>
+            <w:tcW w:type="dxa" w:w="2600"/>
+            <w:shd w:fill="FFFFFF" w:color="auto" w:val="clear"/>
+            <w:tcMar>
+              <w:top w:type="dxa" w:w="60"/>
+              <w:left w:type="dxa" w:w="100"/>
+              <w:bottom w:type="dxa" w:w="60"/>
+              <w:right w:type="dxa" w:w="100"/>
+            </w:tcMar>
+          </w:tcPr>
+          <w:p>
+            <w:r>
+              <w:rPr>
+                <w:rFonts w:ascii="Calibri" w:cs="Calibri" w:eastAsia="Calibri" w:hAnsi="Calibri"/>
+                <w:b/>
+                <w:bCs/>
+                <w:color w:val="1F3A5F"/>
+                <w:sz w:val="18"/>
+                <w:szCs w:val="18"/>
+              </w:rPr>
+              <w:t xml:space="preserve">nombre</w:t>
+            </w:r>
+          </w:p>
+        </w:tc>
+        <w:tc>
+          <w:tcPr>
+            <w:tcW w:type="dxa" w:w="1600"/>
+            <w:shd w:fill="FFFFFF" w:color="auto" w:val="clear"/>
+            <w:tcMar>
+              <w:top w:type="dxa" w:w="60"/>
+              <w:left w:type="dxa" w:w="100"/>
+              <w:bottom w:type="dxa" w:w="60"/>
+              <w:right w:type="dxa" w:w="100"/>
+            </w:tcMar>
+          </w:tcPr>
+          <w:p>
+            <w:r>
+              <w:rPr>
+                <w:rFonts w:ascii="Calibri" w:cs="Calibri" w:eastAsia="Calibri" w:hAnsi="Calibri"/>
+                <w:b w:val="false"/>
+                <w:bCs w:val="false"/>
+                <w:color w:val="5A5A5A"/>
+                <w:sz w:val="18"/>
+                <w:szCs w:val="18"/>
+              </w:rPr>
+              <w:t xml:space="preserve">string</w:t>
+            </w:r>
+          </w:p>
+        </w:tc>
+        <w:tc>
+          <w:tcPr>
+            <w:tcW w:type="dxa" w:w="5040"/>
+            <w:shd w:fill="FFFFFF" w:color="auto" w:val="clear"/>
+            <w:tcMar>
+              <w:top w:type="dxa" w:w="60"/>
+              <w:left w:type="dxa" w:w="100"/>
+              <w:bottom w:type="dxa" w:w="60"/>
+              <w:right w:type="dxa" w:w="100"/>
+            </w:tcMar>
+          </w:tcPr>
+          <w:p>
+            <w:r>
+              <w:rPr>
+                <w:rFonts w:ascii="Calibri" w:cs="Calibri" w:eastAsia="Calibri" w:hAnsi="Calibri"/>
+                <w:b w:val="false"/>
+                <w:bCs w:val="false"/>
+                <w:color w:val="000000"/>
+                <w:sz w:val="18"/>
+                <w:szCs w:val="18"/>
+              </w:rPr>
+              <w:t xml:space="preserve">Nombre del subtipo de producto.</w:t>
             </w:r>
           </w:p>
         </w:tc>
@@ -4824,7 +5343,7 @@
           <w:sz w:val="22"/>
           <w:szCs w:val="22"/>
         </w:rPr>
-        <w:t xml:space="preserve">Ficha descriptiva del producto, común a todas las sucursales. Contiene solo la información que no varía entre puntos de venta. Los datos comerciales (precio, costo, stock) viven en PRODUCTO_SUCURSAL.</w:t>
+        <w:t xml:space="preserve">Ficha descriptiva del producto, común a todas las sucursales. Contiene solo la información que no varía entre puntos de venta (características físicas, clasificación, códigos). Los datos comerciales (precio, costo, stock) viven en PRODUCTO_SUCURSAL. Cada variante que cambie alguna característica se considera un producto distinto.</w:t>
       </w:r>
     </w:p>
     <w:tbl>
@@ -5100,7 +5619,7 @@
                 <w:sz w:val="18"/>
                 <w:szCs w:val="18"/>
               </w:rPr>
-              <w:t xml:space="preserve">categoria_id</w:t>
+              <w:t xml:space="preserve">subtipo_id</w:t>
             </w:r>
           </w:p>
         </w:tc>
@@ -5150,7 +5669,7 @@
                 <w:sz w:val="18"/>
                 <w:szCs w:val="18"/>
               </w:rPr>
-              <w:t xml:space="preserve">Categoría a la que pertenece el producto.</w:t>
+              <w:t xml:space="preserve">Subtipo al que pertenece el producto (y a través de él, su tipo).</w:t>
             </w:r>
           </w:p>
         </w:tc>
@@ -5227,16 +5746,93 @@
                 <w:sz w:val="18"/>
                 <w:szCs w:val="18"/>
               </w:rPr>
-              <w:t xml:space="preserve">Código identificatorio del producto.</w:t>
-            </w:r>
-          </w:p>
-        </w:tc>
-      </w:tr>
-      <w:tr>
-        <w:tc>
-          <w:tcPr>
-            <w:tcW w:type="dxa" w:w="2600"/>
-            <w:shd w:fill="FFFFFF" w:color="auto" w:val="clear"/>
+              <w:t xml:space="preserve">Código de barra propio del producto.</w:t>
+            </w:r>
+          </w:p>
+        </w:tc>
+      </w:tr>
+      <w:tr>
+        <w:tc>
+          <w:tcPr>
+            <w:tcW w:type="dxa" w:w="2600"/>
+            <w:shd w:fill="FFFFFF" w:color="auto" w:val="clear"/>
+            <w:tcMar>
+              <w:top w:type="dxa" w:w="60"/>
+              <w:left w:type="dxa" w:w="100"/>
+              <w:bottom w:type="dxa" w:w="60"/>
+              <w:right w:type="dxa" w:w="100"/>
+            </w:tcMar>
+          </w:tcPr>
+          <w:p>
+            <w:r>
+              <w:rPr>
+                <w:rFonts w:ascii="Calibri" w:cs="Calibri" w:eastAsia="Calibri" w:hAnsi="Calibri"/>
+                <w:b/>
+                <w:bCs/>
+                <w:color w:val="1F3A5F"/>
+                <w:sz w:val="18"/>
+                <w:szCs w:val="18"/>
+              </w:rPr>
+              <w:t xml:space="preserve">codigo_barra_proveedor</w:t>
+            </w:r>
+          </w:p>
+        </w:tc>
+        <w:tc>
+          <w:tcPr>
+            <w:tcW w:type="dxa" w:w="1600"/>
+            <w:shd w:fill="FFFFFF" w:color="auto" w:val="clear"/>
+            <w:tcMar>
+              <w:top w:type="dxa" w:w="60"/>
+              <w:left w:type="dxa" w:w="100"/>
+              <w:bottom w:type="dxa" w:w="60"/>
+              <w:right w:type="dxa" w:w="100"/>
+            </w:tcMar>
+          </w:tcPr>
+          <w:p>
+            <w:r>
+              <w:rPr>
+                <w:rFonts w:ascii="Calibri" w:cs="Calibri" w:eastAsia="Calibri" w:hAnsi="Calibri"/>
+                <w:b w:val="false"/>
+                <w:bCs w:val="false"/>
+                <w:color w:val="5A5A5A"/>
+                <w:sz w:val="18"/>
+                <w:szCs w:val="18"/>
+              </w:rPr>
+              <w:t xml:space="preserve">string</w:t>
+            </w:r>
+          </w:p>
+        </w:tc>
+        <w:tc>
+          <w:tcPr>
+            <w:tcW w:type="dxa" w:w="5040"/>
+            <w:shd w:fill="FFFFFF" w:color="auto" w:val="clear"/>
+            <w:tcMar>
+              <w:top w:type="dxa" w:w="60"/>
+              <w:left w:type="dxa" w:w="100"/>
+              <w:bottom w:type="dxa" w:w="60"/>
+              <w:right w:type="dxa" w:w="100"/>
+            </w:tcMar>
+          </w:tcPr>
+          <w:p>
+            <w:r>
+              <w:rPr>
+                <w:rFonts w:ascii="Calibri" w:cs="Calibri" w:eastAsia="Calibri" w:hAnsi="Calibri"/>
+                <w:b w:val="false"/>
+                <w:bCs w:val="false"/>
+                <w:color w:val="000000"/>
+                <w:sz w:val="18"/>
+                <w:szCs w:val="18"/>
+              </w:rPr>
+              <w:t xml:space="preserve">Código de barra asignado por el proveedor.</w:t>
+            </w:r>
+          </w:p>
+        </w:tc>
+      </w:tr>
+      <w:tr>
+        <w:tc>
+          <w:tcPr>
+            <w:tcW w:type="dxa" w:w="2600"/>
+            <w:shd w:fill="EFEFEF" w:color="auto" w:val="clear"/>
             <w:tcMar>
               <w:top w:type="dxa" w:w="60"/>
               <w:left w:type="dxa" w:w="100"/>
@@ -5261,7 +5857,7 @@
         <w:tc>
           <w:tcPr>
             <w:tcW w:type="dxa" w:w="1600"/>
-            <w:shd w:fill="FFFFFF" w:color="auto" w:val="clear"/>
+            <w:shd w:fill="EFEFEF" w:color="auto" w:val="clear"/>
             <w:tcMar>
               <w:top w:type="dxa" w:w="60"/>
               <w:left w:type="dxa" w:w="100"/>
@@ -5286,7 +5882,7 @@
         <w:tc>
           <w:tcPr>
             <w:tcW w:type="dxa" w:w="5040"/>
-            <w:shd w:fill="FFFFFF" w:color="auto" w:val="clear"/>
+            <w:shd w:fill="EFEFEF" w:color="auto" w:val="clear"/>
             <w:tcMar>
               <w:top w:type="dxa" w:w="60"/>
               <w:left w:type="dxa" w:w="100"/>
@@ -5313,7 +5909,7 @@
         <w:tc>
           <w:tcPr>
             <w:tcW w:type="dxa" w:w="2600"/>
-            <w:shd w:fill="EFEFEF" w:color="auto" w:val="clear"/>
+            <w:shd w:fill="FFFFFF" w:color="auto" w:val="clear"/>
             <w:tcMar>
               <w:top w:type="dxa" w:w="60"/>
               <w:left w:type="dxa" w:w="100"/>
@@ -5338,7 +5934,7 @@
         <w:tc>
           <w:tcPr>
             <w:tcW w:type="dxa" w:w="1600"/>
-            <w:shd w:fill="EFEFEF" w:color="auto" w:val="clear"/>
+            <w:shd w:fill="FFFFFF" w:color="auto" w:val="clear"/>
             <w:tcMar>
               <w:top w:type="dxa" w:w="60"/>
               <w:left w:type="dxa" w:w="100"/>
@@ -5363,7 +5959,7 @@
         <w:tc>
           <w:tcPr>
             <w:tcW w:type="dxa" w:w="5040"/>
-            <w:shd w:fill="EFEFEF" w:color="auto" w:val="clear"/>
+            <w:shd w:fill="FFFFFF" w:color="auto" w:val="clear"/>
             <w:tcMar>
               <w:top w:type="dxa" w:w="60"/>
               <w:left w:type="dxa" w:w="100"/>
@@ -5390,7 +5986,7 @@
         <w:tc>
           <w:tcPr>
             <w:tcW w:type="dxa" w:w="2600"/>
-            <w:shd w:fill="FFFFFF" w:color="auto" w:val="clear"/>
+            <w:shd w:fill="EFEFEF" w:color="auto" w:val="clear"/>
             <w:tcMar>
               <w:top w:type="dxa" w:w="60"/>
               <w:left w:type="dxa" w:w="100"/>
@@ -5415,7 +6011,7 @@
         <w:tc>
           <w:tcPr>
             <w:tcW w:type="dxa" w:w="1600"/>
-            <w:shd w:fill="FFFFFF" w:color="auto" w:val="clear"/>
+            <w:shd w:fill="EFEFEF" w:color="auto" w:val="clear"/>
             <w:tcMar>
               <w:top w:type="dxa" w:w="60"/>
               <w:left w:type="dxa" w:w="100"/>
@@ -5440,7 +6036,7 @@
         <w:tc>
           <w:tcPr>
             <w:tcW w:type="dxa" w:w="5040"/>
-            <w:shd w:fill="FFFFFF" w:color="auto" w:val="clear"/>
+            <w:shd w:fill="EFEFEF" w:color="auto" w:val="clear"/>
             <w:tcMar>
               <w:top w:type="dxa" w:w="60"/>
               <w:left w:type="dxa" w:w="100"/>
@@ -5467,7 +6063,7 @@
         <w:tc>
           <w:tcPr>
             <w:tcW w:type="dxa" w:w="2600"/>
-            <w:shd w:fill="EFEFEF" w:color="auto" w:val="clear"/>
+            <w:shd w:fill="FFFFFF" w:color="auto" w:val="clear"/>
             <w:tcMar>
               <w:top w:type="dxa" w:w="60"/>
               <w:left w:type="dxa" w:w="100"/>
@@ -5492,7 +6088,7 @@
         <w:tc>
           <w:tcPr>
             <w:tcW w:type="dxa" w:w="1600"/>
-            <w:shd w:fill="EFEFEF" w:color="auto" w:val="clear"/>
+            <w:shd w:fill="FFFFFF" w:color="auto" w:val="clear"/>
             <w:tcMar>
               <w:top w:type="dxa" w:w="60"/>
               <w:left w:type="dxa" w:w="100"/>
@@ -5517,7 +6113,7 @@
         <w:tc>
           <w:tcPr>
             <w:tcW w:type="dxa" w:w="5040"/>
-            <w:shd w:fill="EFEFEF" w:color="auto" w:val="clear"/>
+            <w:shd w:fill="FFFFFF" w:color="auto" w:val="clear"/>
             <w:tcMar>
               <w:top w:type="dxa" w:w="60"/>
               <w:left w:type="dxa" w:w="100"/>
@@ -5536,6 +6132,391 @@
                 <w:szCs w:val="18"/>
               </w:rPr>
               <w:t xml:space="preserve">Color del producto.</w:t>
+            </w:r>
+          </w:p>
+        </w:tc>
+      </w:tr>
+      <w:tr>
+        <w:tc>
+          <w:tcPr>
+            <w:tcW w:type="dxa" w:w="2600"/>
+            <w:shd w:fill="EFEFEF" w:color="auto" w:val="clear"/>
+            <w:tcMar>
+              <w:top w:type="dxa" w:w="60"/>
+              <w:left w:type="dxa" w:w="100"/>
+              <w:bottom w:type="dxa" w:w="60"/>
+              <w:right w:type="dxa" w:w="100"/>
+            </w:tcMar>
+          </w:tcPr>
+          <w:p>
+            <w:r>
+              <w:rPr>
+                <w:rFonts w:ascii="Calibri" w:cs="Calibri" w:eastAsia="Calibri" w:hAnsi="Calibri"/>
+                <w:b/>
+                <w:bCs/>
+                <w:color w:val="1F3A5F"/>
+                <w:sz w:val="18"/>
+                <w:szCs w:val="18"/>
+              </w:rPr>
+              <w:t xml:space="preserve">presentacion</w:t>
+            </w:r>
+          </w:p>
+        </w:tc>
+        <w:tc>
+          <w:tcPr>
+            <w:tcW w:type="dxa" w:w="1600"/>
+            <w:shd w:fill="EFEFEF" w:color="auto" w:val="clear"/>
+            <w:tcMar>
+              <w:top w:type="dxa" w:w="60"/>
+              <w:left w:type="dxa" w:w="100"/>
+              <w:bottom w:type="dxa" w:w="60"/>
+              <w:right w:type="dxa" w:w="100"/>
+            </w:tcMar>
+          </w:tcPr>
+          <w:p>
+            <w:r>
+              <w:rPr>
+                <w:rFonts w:ascii="Calibri" w:cs="Calibri" w:eastAsia="Calibri" w:hAnsi="Calibri"/>
+                <w:b w:val="false"/>
+                <w:bCs w:val="false"/>
+                <w:color w:val="5A5A5A"/>
+                <w:sz w:val="18"/>
+                <w:szCs w:val="18"/>
+              </w:rPr>
+              <w:t xml:space="preserve">string</w:t>
+            </w:r>
+          </w:p>
+        </w:tc>
+        <w:tc>
+          <w:tcPr>
+            <w:tcW w:type="dxa" w:w="5040"/>
+            <w:shd w:fill="EFEFEF" w:color="auto" w:val="clear"/>
+            <w:tcMar>
+              <w:top w:type="dxa" w:w="60"/>
+              <w:left w:type="dxa" w:w="100"/>
+              <w:bottom w:type="dxa" w:w="60"/>
+              <w:right w:type="dxa" w:w="100"/>
+            </w:tcMar>
+          </w:tcPr>
+          <w:p>
+            <w:r>
+              <w:rPr>
+                <w:rFonts w:ascii="Calibri" w:cs="Calibri" w:eastAsia="Calibri" w:hAnsi="Calibri"/>
+                <w:b w:val="false"/>
+                <w:bCs w:val="false"/>
+                <w:color w:val="000000"/>
+                <w:sz w:val="18"/>
+                <w:szCs w:val="18"/>
+              </w:rPr>
+              <w:t xml:space="preserve">Formato de presentación (ej. bolsa, caja).</w:t>
+            </w:r>
+          </w:p>
+        </w:tc>
+      </w:tr>
+      <w:tr>
+        <w:tc>
+          <w:tcPr>
+            <w:tcW w:type="dxa" w:w="2600"/>
+            <w:shd w:fill="FFFFFF" w:color="auto" w:val="clear"/>
+            <w:tcMar>
+              <w:top w:type="dxa" w:w="60"/>
+              <w:left w:type="dxa" w:w="100"/>
+              <w:bottom w:type="dxa" w:w="60"/>
+              <w:right w:type="dxa" w:w="100"/>
+            </w:tcMar>
+          </w:tcPr>
+          <w:p>
+            <w:r>
+              <w:rPr>
+                <w:rFonts w:ascii="Calibri" w:cs="Calibri" w:eastAsia="Calibri" w:hAnsi="Calibri"/>
+                <w:b/>
+                <w:bCs/>
+                <w:color w:val="1F3A5F"/>
+                <w:sz w:val="18"/>
+                <w:szCs w:val="18"/>
+              </w:rPr>
+              <w:t xml:space="preserve">alto</w:t>
+            </w:r>
+          </w:p>
+        </w:tc>
+        <w:tc>
+          <w:tcPr>
+            <w:tcW w:type="dxa" w:w="1600"/>
+            <w:shd w:fill="FFFFFF" w:color="auto" w:val="clear"/>
+            <w:tcMar>
+              <w:top w:type="dxa" w:w="60"/>
+              <w:left w:type="dxa" w:w="100"/>
+              <w:bottom w:type="dxa" w:w="60"/>
+              <w:right w:type="dxa" w:w="100"/>
+            </w:tcMar>
+          </w:tcPr>
+          <w:p>
+            <w:r>
+              <w:rPr>
+                <w:rFonts w:ascii="Calibri" w:cs="Calibri" w:eastAsia="Calibri" w:hAnsi="Calibri"/>
+                <w:b w:val="false"/>
+                <w:bCs w:val="false"/>
+                <w:color w:val="5A5A5A"/>
+                <w:sz w:val="18"/>
+                <w:szCs w:val="18"/>
+              </w:rPr>
+              <w:t xml:space="preserve">decimal</w:t>
+            </w:r>
+          </w:p>
+        </w:tc>
+        <w:tc>
+          <w:tcPr>
+            <w:tcW w:type="dxa" w:w="5040"/>
+            <w:shd w:fill="FFFFFF" w:color="auto" w:val="clear"/>
+            <w:tcMar>
+              <w:top w:type="dxa" w:w="60"/>
+              <w:left w:type="dxa" w:w="100"/>
+              <w:bottom w:type="dxa" w:w="60"/>
+              <w:right w:type="dxa" w:w="100"/>
+            </w:tcMar>
+          </w:tcPr>
+          <w:p>
+            <w:r>
+              <w:rPr>
+                <w:rFonts w:ascii="Calibri" w:cs="Calibri" w:eastAsia="Calibri" w:hAnsi="Calibri"/>
+                <w:b w:val="false"/>
+                <w:bCs w:val="false"/>
+                <w:color w:val="000000"/>
+                <w:sz w:val="18"/>
+                <w:szCs w:val="18"/>
+              </w:rPr>
+              <w:t xml:space="preserve">Dimensión de alto del producto.</w:t>
+            </w:r>
+          </w:p>
+        </w:tc>
+      </w:tr>
+      <w:tr>
+        <w:tc>
+          <w:tcPr>
+            <w:tcW w:type="dxa" w:w="2600"/>
+            <w:shd w:fill="EFEFEF" w:color="auto" w:val="clear"/>
+            <w:tcMar>
+              <w:top w:type="dxa" w:w="60"/>
+              <w:left w:type="dxa" w:w="100"/>
+              <w:bottom w:type="dxa" w:w="60"/>
+              <w:right w:type="dxa" w:w="100"/>
+            </w:tcMar>
+          </w:tcPr>
+          <w:p>
+            <w:r>
+              <w:rPr>
+                <w:rFonts w:ascii="Calibri" w:cs="Calibri" w:eastAsia="Calibri" w:hAnsi="Calibri"/>
+                <w:b/>
+                <w:bCs/>
+                <w:color w:val="1F3A5F"/>
+                <w:sz w:val="18"/>
+                <w:szCs w:val="18"/>
+              </w:rPr>
+              <w:t xml:space="preserve">ancho</w:t>
+            </w:r>
+          </w:p>
+        </w:tc>
+        <w:tc>
+          <w:tcPr>
+            <w:tcW w:type="dxa" w:w="1600"/>
+            <w:shd w:fill="EFEFEF" w:color="auto" w:val="clear"/>
+            <w:tcMar>
+              <w:top w:type="dxa" w:w="60"/>
+              <w:left w:type="dxa" w:w="100"/>
+              <w:bottom w:type="dxa" w:w="60"/>
+              <w:right w:type="dxa" w:w="100"/>
+            </w:tcMar>
+          </w:tcPr>
+          <w:p>
+            <w:r>
+              <w:rPr>
+                <w:rFonts w:ascii="Calibri" w:cs="Calibri" w:eastAsia="Calibri" w:hAnsi="Calibri"/>
+                <w:b w:val="false"/>
+                <w:bCs w:val="false"/>
+                <w:color w:val="5A5A5A"/>
+                <w:sz w:val="18"/>
+                <w:szCs w:val="18"/>
+              </w:rPr>
+              <w:t xml:space="preserve">decimal</w:t>
+            </w:r>
+          </w:p>
+        </w:tc>
+        <w:tc>
+          <w:tcPr>
+            <w:tcW w:type="dxa" w:w="5040"/>
+            <w:shd w:fill="EFEFEF" w:color="auto" w:val="clear"/>
+            <w:tcMar>
+              <w:top w:type="dxa" w:w="60"/>
+              <w:left w:type="dxa" w:w="100"/>
+              <w:bottom w:type="dxa" w:w="60"/>
+              <w:right w:type="dxa" w:w="100"/>
+            </w:tcMar>
+          </w:tcPr>
+          <w:p>
+            <w:r>
+              <w:rPr>
+                <w:rFonts w:ascii="Calibri" w:cs="Calibri" w:eastAsia="Calibri" w:hAnsi="Calibri"/>
+                <w:b w:val="false"/>
+                <w:bCs w:val="false"/>
+                <w:color w:val="000000"/>
+                <w:sz w:val="18"/>
+                <w:szCs w:val="18"/>
+              </w:rPr>
+              <w:t xml:space="preserve">Dimensión de ancho del producto.</w:t>
+            </w:r>
+          </w:p>
+        </w:tc>
+      </w:tr>
+      <w:tr>
+        <w:tc>
+          <w:tcPr>
+            <w:tcW w:type="dxa" w:w="2600"/>
+            <w:shd w:fill="FFFFFF" w:color="auto" w:val="clear"/>
+            <w:tcMar>
+              <w:top w:type="dxa" w:w="60"/>
+              <w:left w:type="dxa" w:w="100"/>
+              <w:bottom w:type="dxa" w:w="60"/>
+              <w:right w:type="dxa" w:w="100"/>
+            </w:tcMar>
+          </w:tcPr>
+          <w:p>
+            <w:r>
+              <w:rPr>
+                <w:rFonts w:ascii="Calibri" w:cs="Calibri" w:eastAsia="Calibri" w:hAnsi="Calibri"/>
+                <w:b/>
+                <w:bCs/>
+                <w:color w:val="1F3A5F"/>
+                <w:sz w:val="18"/>
+                <w:szCs w:val="18"/>
+              </w:rPr>
+              <w:t xml:space="preserve">profundidad</w:t>
+            </w:r>
+          </w:p>
+        </w:tc>
+        <w:tc>
+          <w:tcPr>
+            <w:tcW w:type="dxa" w:w="1600"/>
+            <w:shd w:fill="FFFFFF" w:color="auto" w:val="clear"/>
+            <w:tcMar>
+              <w:top w:type="dxa" w:w="60"/>
+              <w:left w:type="dxa" w:w="100"/>
+              <w:bottom w:type="dxa" w:w="60"/>
+              <w:right w:type="dxa" w:w="100"/>
+            </w:tcMar>
+          </w:tcPr>
+          <w:p>
+            <w:r>
+              <w:rPr>
+                <w:rFonts w:ascii="Calibri" w:cs="Calibri" w:eastAsia="Calibri" w:hAnsi="Calibri"/>
+                <w:b w:val="false"/>
+                <w:bCs w:val="false"/>
+                <w:color w:val="5A5A5A"/>
+                <w:sz w:val="18"/>
+                <w:szCs w:val="18"/>
+              </w:rPr>
+              <w:t xml:space="preserve">decimal</w:t>
+            </w:r>
+          </w:p>
+        </w:tc>
+        <w:tc>
+          <w:tcPr>
+            <w:tcW w:type="dxa" w:w="5040"/>
+            <w:shd w:fill="FFFFFF" w:color="auto" w:val="clear"/>
+            <w:tcMar>
+              <w:top w:type="dxa" w:w="60"/>
+              <w:left w:type="dxa" w:w="100"/>
+              <w:bottom w:type="dxa" w:w="60"/>
+              <w:right w:type="dxa" w:w="100"/>
+            </w:tcMar>
+          </w:tcPr>
+          <w:p>
+            <w:r>
+              <w:rPr>
+                <w:rFonts w:ascii="Calibri" w:cs="Calibri" w:eastAsia="Calibri" w:hAnsi="Calibri"/>
+                <w:b w:val="false"/>
+                <w:bCs w:val="false"/>
+                <w:color w:val="000000"/>
+                <w:sz w:val="18"/>
+                <w:szCs w:val="18"/>
+              </w:rPr>
+              <w:t xml:space="preserve">Dimensión de profundidad del producto.</w:t>
+            </w:r>
+          </w:p>
+        </w:tc>
+      </w:tr>
+      <w:tr>
+        <w:tc>
+          <w:tcPr>
+            <w:tcW w:type="dxa" w:w="2600"/>
+            <w:shd w:fill="EFEFEF" w:color="auto" w:val="clear"/>
+            <w:tcMar>
+              <w:top w:type="dxa" w:w="60"/>
+              <w:left w:type="dxa" w:w="100"/>
+              <w:bottom w:type="dxa" w:w="60"/>
+              <w:right w:type="dxa" w:w="100"/>
+            </w:tcMar>
+          </w:tcPr>
+          <w:p>
+            <w:r>
+              <w:rPr>
+                <w:rFonts w:ascii="Calibri" w:cs="Calibri" w:eastAsia="Calibri" w:hAnsi="Calibri"/>
+                <w:b/>
+                <w:bCs/>
+                <w:color w:val="1F3A5F"/>
+                <w:sz w:val="18"/>
+                <w:szCs w:val="18"/>
+              </w:rPr>
+              <w:t xml:space="preserve">peso_unitario</w:t>
+            </w:r>
+          </w:p>
+        </w:tc>
+        <w:tc>
+          <w:tcPr>
+            <w:tcW w:type="dxa" w:w="1600"/>
+            <w:shd w:fill="EFEFEF" w:color="auto" w:val="clear"/>
+            <w:tcMar>
+              <w:top w:type="dxa" w:w="60"/>
+              <w:left w:type="dxa" w:w="100"/>
+              <w:bottom w:type="dxa" w:w="60"/>
+              <w:right w:type="dxa" w:w="100"/>
+            </w:tcMar>
+          </w:tcPr>
+          <w:p>
+            <w:r>
+              <w:rPr>
+                <w:rFonts w:ascii="Calibri" w:cs="Calibri" w:eastAsia="Calibri" w:hAnsi="Calibri"/>
+                <w:b w:val="false"/>
+                <w:bCs w:val="false"/>
+                <w:color w:val="5A5A5A"/>
+                <w:sz w:val="18"/>
+                <w:szCs w:val="18"/>
+              </w:rPr>
+              <w:t xml:space="preserve">decimal</w:t>
+            </w:r>
+          </w:p>
+        </w:tc>
+        <w:tc>
+          <w:tcPr>
+            <w:tcW w:type="dxa" w:w="5040"/>
+            <w:shd w:fill="EFEFEF" w:color="auto" w:val="clear"/>
+            <w:tcMar>
+              <w:top w:type="dxa" w:w="60"/>
+              <w:left w:type="dxa" w:w="100"/>
+              <w:bottom w:type="dxa" w:w="60"/>
+              <w:right w:type="dxa" w:w="100"/>
+            </w:tcMar>
+          </w:tcPr>
+          <w:p>
+            <w:r>
+              <w:rPr>
+                <w:rFonts w:ascii="Calibri" w:cs="Calibri" w:eastAsia="Calibri" w:hAnsi="Calibri"/>
+                <w:b w:val="false"/>
+                <w:bCs w:val="false"/>
+                <w:color w:val="000000"/>
+                <w:sz w:val="18"/>
+                <w:szCs w:val="18"/>
+              </w:rPr>
+              <w:t xml:space="preserve">Peso de una unidad del producto.</w:t>
             </w:r>
           </w:p>
         </w:tc>
